--- a/zht/docx/033.content.docx
+++ b/zht/docx/033.content.docx
@@ -420,18 +420,12 @@
           <w:lang w:val="zh_TW" w:bidi="zh_TW"/>
         </w:rPr>
       </w:r>
-      <w:hyperlink r:id="rId13">
-        <w:r>
-          <w:rPr>
-            <w:lang w:val="zh_TW" w:bidi="zh_TW"/>
-          </w:rPr>
-          <w:rPr>
-            <w:color w:val="0000EE"/>
-            <w:u w:val="single"/>
-          </w:rPr>
-          <w:t>列王紀下23:8</w:t>
-        </w:r>
-      </w:hyperlink>
+      <w:r>
+        <w:rPr>
+          <w:lang w:val="zh_TW" w:bidi="zh_TW"/>
+        </w:rPr>
+        <w:t>列王紀下23:8</w:t>
+      </w:r>
     </w:p>
     <w:p>
       <w:pPr>
@@ -444,18 +438,12 @@
           <w:lang w:val="zh_TW" w:bidi="zh_TW"/>
         </w:rPr>
       </w:r>
-      <w:hyperlink r:id="rId14">
-        <w:r>
-          <w:rPr>
-            <w:lang w:val="zh_TW" w:bidi="zh_TW"/>
-          </w:rPr>
-          <w:rPr>
-            <w:color w:val="0000EE"/>
-            <w:u w:val="single"/>
-          </w:rPr>
-          <w:t>出埃及記20:24–26</w:t>
-        </w:r>
-      </w:hyperlink>
+      <w:r>
+        <w:rPr>
+          <w:lang w:val="zh_TW" w:bidi="zh_TW"/>
+        </w:rPr>
+        <w:t>出埃及記20:24–26</w:t>
+      </w:r>
     </w:p>
     <w:p>
       <w:pPr>
@@ -468,18 +456,12 @@
           <w:lang w:val="zh_TW" w:bidi="zh_TW"/>
         </w:rPr>
       </w:r>
-      <w:hyperlink r:id="rId15">
-        <w:r>
-          <w:rPr>
-            <w:lang w:val="zh_TW" w:bidi="zh_TW"/>
-          </w:rPr>
-          <w:rPr>
-            <w:color w:val="0000EE"/>
-            <w:u w:val="single"/>
-          </w:rPr>
-          <w:t>創世記34:27</w:t>
-        </w:r>
-      </w:hyperlink>
+      <w:r>
+        <w:rPr>
+          <w:lang w:val="zh_TW" w:bidi="zh_TW"/>
+        </w:rPr>
+        <w:t>創世記34:27</w:t>
+      </w:r>
     </w:p>
     <w:p>
       <w:pPr>
@@ -492,18 +474,12 @@
           <w:lang w:val="zh_TW" w:bidi="zh_TW"/>
         </w:rPr>
       </w:r>
-      <w:hyperlink r:id="rId16">
-        <w:r>
-          <w:rPr>
-            <w:lang w:val="zh_TW" w:bidi="zh_TW"/>
-          </w:rPr>
-          <w:rPr>
-            <w:color w:val="0000EE"/>
-            <w:u w:val="single"/>
-          </w:rPr>
-          <w:t>創世記49:4</w:t>
-        </w:r>
-      </w:hyperlink>
+      <w:r>
+        <w:rPr>
+          <w:lang w:val="zh_TW" w:bidi="zh_TW"/>
+        </w:rPr>
+        <w:t>創世記49:4</w:t>
+      </w:r>
     </w:p>
     <w:p>
       <w:pPr>
@@ -516,18 +492,12 @@
           <w:lang w:val="zh_TW" w:bidi="zh_TW"/>
         </w:rPr>
       </w:r>
-      <w:hyperlink r:id="rId17">
-        <w:r>
-          <w:rPr>
-            <w:lang w:val="zh_TW" w:bidi="zh_TW"/>
-          </w:rPr>
-          <w:rPr>
-            <w:color w:val="0000EE"/>
-            <w:u w:val="single"/>
-          </w:rPr>
-          <w:t>以賽亞書43:27–28</w:t>
-        </w:r>
-      </w:hyperlink>
+      <w:r>
+        <w:rPr>
+          <w:lang w:val="zh_TW" w:bidi="zh_TW"/>
+        </w:rPr>
+        <w:t>以賽亞書43:27–28</w:t>
+      </w:r>
     </w:p>
     <w:p>
       <w:pPr>
@@ -540,18 +510,12 @@
           <w:lang w:val="zh_TW" w:bidi="zh_TW"/>
         </w:rPr>
       </w:r>
-      <w:hyperlink r:id="rId18">
-        <w:r>
-          <w:rPr>
-            <w:lang w:val="zh_TW" w:bidi="zh_TW"/>
-          </w:rPr>
-          <w:rPr>
-            <w:color w:val="0000EE"/>
-            <w:u w:val="single"/>
-          </w:rPr>
-          <w:t>利未記11:43–45</w:t>
-        </w:r>
-      </w:hyperlink>
+      <w:r>
+        <w:rPr>
+          <w:lang w:val="zh_TW" w:bidi="zh_TW"/>
+        </w:rPr>
+        <w:t>利未記11:43–45</w:t>
+      </w:r>
     </w:p>
     <w:p>
       <w:pPr>
@@ -564,18 +528,12 @@
           <w:lang w:val="zh_TW" w:bidi="zh_TW"/>
         </w:rPr>
       </w:r>
-      <w:hyperlink r:id="rId19">
-        <w:r>
-          <w:rPr>
-            <w:lang w:val="zh_TW" w:bidi="zh_TW"/>
-          </w:rPr>
-          <w:rPr>
-            <w:color w:val="0000EE"/>
-            <w:u w:val="single"/>
-          </w:rPr>
-          <w:t>馬可福音7:14–16</w:t>
-        </w:r>
-      </w:hyperlink>
+      <w:r>
+        <w:rPr>
+          <w:lang w:val="zh_TW" w:bidi="zh_TW"/>
+        </w:rPr>
+        <w:t>馬可福音7:14–16</w:t>
+      </w:r>
     </w:p>
     <w:p>
       <w:pPr>
@@ -588,18 +546,12 @@
           <w:lang w:val="zh_TW" w:bidi="zh_TW"/>
         </w:rPr>
       </w:r>
-      <w:hyperlink r:id="rId20">
-        <w:r>
-          <w:rPr>
-            <w:lang w:val="zh_TW" w:bidi="zh_TW"/>
-          </w:rPr>
-          <w:rPr>
-            <w:color w:val="0000EE"/>
-            <w:u w:val="single"/>
-          </w:rPr>
-          <w:t>馬太福音15:10</w:t>
-        </w:r>
-      </w:hyperlink>
+      <w:r>
+        <w:rPr>
+          <w:lang w:val="zh_TW" w:bidi="zh_TW"/>
+        </w:rPr>
+        <w:t>馬太福音15:10</w:t>
+      </w:r>
     </w:p>
     <w:p>
       <w:pPr>
@@ -832,18 +784,12 @@
           <w:lang w:val="zh_TW" w:bidi="zh_TW"/>
         </w:rPr>
       </w:r>
-      <w:hyperlink r:id="rId21">
-        <w:r>
-          <w:rPr>
-            <w:lang w:val="zh_TW" w:bidi="zh_TW"/>
-          </w:rPr>
-          <w:rPr>
-            <w:color w:val="0000EE"/>
-            <w:u w:val="single"/>
-          </w:rPr>
-          <w:t>出埃及記25:29</w:t>
-        </w:r>
-      </w:hyperlink>
+      <w:r>
+        <w:rPr>
+          <w:lang w:val="zh_TW" w:bidi="zh_TW"/>
+        </w:rPr>
+        <w:t>出埃及記25:29</w:t>
+      </w:r>
     </w:p>
     <w:p>
       <w:pPr>
@@ -856,18 +802,12 @@
           <w:lang w:val="zh_TW" w:bidi="zh_TW"/>
         </w:rPr>
       </w:r>
-      <w:hyperlink r:id="rId22">
-        <w:r>
-          <w:rPr>
-            <w:lang w:val="zh_TW" w:bidi="zh_TW"/>
-          </w:rPr>
-          <w:rPr>
-            <w:color w:val="0000EE"/>
-            <w:u w:val="single"/>
-          </w:rPr>
-          <w:t>以西結書45:16–17</w:t>
-        </w:r>
-      </w:hyperlink>
+      <w:r>
+        <w:rPr>
+          <w:lang w:val="zh_TW" w:bidi="zh_TW"/>
+        </w:rPr>
+        <w:t>以西結書45:16–17</w:t>
+      </w:r>
     </w:p>
     <w:p>
       <w:pPr>
@@ -880,18 +820,12 @@
           <w:lang w:val="zh_TW" w:bidi="zh_TW"/>
         </w:rPr>
       </w:r>
-      <w:hyperlink r:id="rId23">
-        <w:r>
-          <w:rPr>
-            <w:lang w:val="zh_TW" w:bidi="zh_TW"/>
-          </w:rPr>
-          <w:rPr>
-            <w:color w:val="0000EE"/>
-            <w:u w:val="single"/>
-          </w:rPr>
-          <w:t>創世記35:14</w:t>
-        </w:r>
-      </w:hyperlink>
+      <w:r>
+        <w:rPr>
+          <w:lang w:val="zh_TW" w:bidi="zh_TW"/>
+        </w:rPr>
+        <w:t>創世記35:14</w:t>
+      </w:r>
     </w:p>
     <w:p>
       <w:pPr>
@@ -904,18 +838,12 @@
           <w:lang w:val="zh_TW" w:bidi="zh_TW"/>
         </w:rPr>
       </w:r>
-      <w:hyperlink r:id="rId24">
-        <w:r>
-          <w:rPr>
-            <w:lang w:val="zh_TW" w:bidi="zh_TW"/>
-          </w:rPr>
-          <w:rPr>
-            <w:color w:val="0000EE"/>
-            <w:u w:val="single"/>
-          </w:rPr>
-          <w:t>耶利米書7:16–18</w:t>
-        </w:r>
-      </w:hyperlink>
+      <w:r>
+        <w:rPr>
+          <w:lang w:val="zh_TW" w:bidi="zh_TW"/>
+        </w:rPr>
+        <w:t>耶利米書7:16–18</w:t>
+      </w:r>
     </w:p>
     <w:p>
       <w:pPr>
@@ -928,18 +856,12 @@
           <w:lang w:val="zh_TW" w:bidi="zh_TW"/>
         </w:rPr>
       </w:r>
-      <w:hyperlink r:id="rId25">
-        <w:r>
-          <w:rPr>
-            <w:lang w:val="zh_TW" w:bidi="zh_TW"/>
-          </w:rPr>
-          <w:rPr>
-            <w:color w:val="0000EE"/>
-            <w:u w:val="single"/>
-          </w:rPr>
-          <w:t>民數記5:15</w:t>
-        </w:r>
-      </w:hyperlink>
+      <w:r>
+        <w:rPr>
+          <w:lang w:val="zh_TW" w:bidi="zh_TW"/>
+        </w:rPr>
+        <w:t>民數記5:15</w:t>
+      </w:r>
     </w:p>
     <w:p>
       <w:pPr>
